--- a/Documentations/毕业设计（论文）申优答辩申请表.docx
+++ b/Documentations/毕业设计（论文）申优答辩申请表.docx
@@ -760,6 +760,14 @@
             </w:r>
             <w:r>
               <w:rPr>
+                <w:rFonts w:ascii="Times New Roman" w:eastAsia="宋体" w:hAnsi="Times New Roman" w:cs="Times New Roman" w:hint="eastAsia"/>
+                <w:sz w:val="21"/>
+                <w:szCs w:val="21"/>
+              </w:rPr>
+              <w:t xml:space="preserve"> </w:t>
+            </w:r>
+            <w:r>
+              <w:rPr>
                 <w:rFonts w:ascii="Times New Roman" w:eastAsia="宋体" w:hAnsi="Times New Roman" w:cs="Times New Roman"/>
                 <w:sz w:val="21"/>
                 <w:szCs w:val="21"/>
@@ -909,6 +917,14 @@
             </w:r>
             <w:r>
               <w:rPr>
+                <w:rFonts w:ascii="Times New Roman" w:eastAsia="宋体" w:hAnsi="Times New Roman" w:cs="Times New Roman" w:hint="eastAsia"/>
+                <w:sz w:val="21"/>
+                <w:szCs w:val="21"/>
+              </w:rPr>
+              <w:t xml:space="preserve"> </w:t>
+            </w:r>
+            <w:r>
+              <w:rPr>
                 <w:rFonts w:ascii="Times New Roman" w:eastAsia="宋体" w:hAnsi="Times New Roman" w:cs="Times New Roman"/>
                 <w:sz w:val="21"/>
                 <w:szCs w:val="21"/>
@@ -966,6 +982,14 @@
                 <w:szCs w:val="21"/>
               </w:rPr>
               <w:t>3.</w:t>
+            </w:r>
+            <w:r>
+              <w:rPr>
+                <w:rFonts w:ascii="Times New Roman" w:eastAsia="宋体" w:hAnsi="Times New Roman" w:cs="Times New Roman" w:hint="eastAsia"/>
+                <w:sz w:val="21"/>
+                <w:szCs w:val="21"/>
+              </w:rPr>
+              <w:t xml:space="preserve"> </w:t>
             </w:r>
             <w:r>
               <w:rPr>
@@ -1054,7 +1078,6 @@
           </w:tcPr>
           <w:p>
             <w:pPr>
-              <w:spacing w:afterLines="100" w:after="312"/>
               <w:jc w:val="both"/>
               <w:rPr>
                 <w:rFonts w:ascii="Times New Roman" w:eastAsia="宋体" w:hAnsi="Times New Roman" w:cs="Times New Roman"/>
@@ -1137,31 +1160,41 @@
           </w:p>
           <w:p>
             <w:pPr>
-              <w:spacing w:afterLines="50" w:after="156"/>
               <w:jc w:val="both"/>
               <w:rPr>
                 <w:rFonts w:ascii="Times New Roman" w:eastAsia="宋体" w:hAnsi="Times New Roman" w:cs="Times New Roman"/>
-              </w:rPr>
-            </w:pPr>
-            <w:r>
-              <w:rPr>
-                <w:rFonts w:ascii="Times New Roman" w:eastAsia="宋体" w:hAnsi="Times New Roman" w:cs="Times New Roman"/>
-                <w:sz w:val="21"/>
-                <w:szCs w:val="21"/>
-              </w:rPr>
-              <w:t>指导教师签字：</w:t>
-            </w:r>
+                <w:sz w:val="21"/>
+                <w:szCs w:val="21"/>
+              </w:rPr>
+            </w:pPr>
+          </w:p>
+          <w:p>
+            <w:pPr>
+              <w:jc w:val="both"/>
+              <w:rPr>
+                <w:rFonts w:ascii="Times New Roman" w:eastAsia="宋体" w:hAnsi="Times New Roman" w:cs="Times New Roman"/>
+                <w:sz w:val="21"/>
+                <w:szCs w:val="21"/>
+              </w:rPr>
+            </w:pPr>
             <w:r>
               <w:rPr>
                 <w:noProof/>
-                <w:sz w:val="21"/>
                 <w:szCs w:val="21"/>
               </w:rPr>
               <w:drawing>
-                <wp:inline distT="0" distB="0" distL="0" distR="0" wp14:anchorId="6CA54785" wp14:editId="3E6B2CCF">
-                  <wp:extent cx="644851" cy="390833"/>
-                  <wp:effectExtent l="0" t="0" r="3175" b="3175"/>
-                  <wp:docPr id="1599591378" name="图片 1"/>
+                <wp:anchor distT="0" distB="0" distL="114300" distR="114300" simplePos="0" relativeHeight="251660288" behindDoc="0" locked="0" layoutInCell="1" allowOverlap="1" wp14:anchorId="3D0226B7" wp14:editId="792E335B">
+                  <wp:simplePos x="0" y="0"/>
+                  <wp:positionH relativeFrom="margin">
+                    <wp:posOffset>915670</wp:posOffset>
+                  </wp:positionH>
+                  <wp:positionV relativeFrom="page">
+                    <wp:posOffset>648970</wp:posOffset>
+                  </wp:positionV>
+                  <wp:extent cx="547370" cy="330835"/>
+                  <wp:effectExtent l="0" t="0" r="0" b="0"/>
+                  <wp:wrapNone/>
+                  <wp:docPr id="1080865540" name="图片 1"/>
                   <wp:cNvGraphicFramePr>
                     <a:graphicFrameLocks xmlns:a="http://schemas.openxmlformats.org/drawingml/2006/main" noChangeAspect="1"/>
                   </wp:cNvGraphicFramePr>
@@ -1190,7 +1223,7 @@
                         <pic:spPr bwMode="auto">
                           <a:xfrm>
                             <a:off x="0" y="0"/>
-                            <a:ext cx="653742" cy="396222"/>
+                            <a:ext cx="547370" cy="330835"/>
                           </a:xfrm>
                           <a:prstGeom prst="rect">
                             <a:avLst/>
@@ -1208,9 +1241,50 @@
                       </pic:pic>
                     </a:graphicData>
                   </a:graphic>
-                </wp:inline>
+                  <wp14:sizeRelH relativeFrom="margin">
+                    <wp14:pctWidth>0</wp14:pctWidth>
+                  </wp14:sizeRelH>
+                  <wp14:sizeRelV relativeFrom="margin">
+                    <wp14:pctHeight>0</wp14:pctHeight>
+                  </wp14:sizeRelV>
+                </wp:anchor>
               </w:drawing>
             </w:r>
+          </w:p>
+          <w:p>
+            <w:pPr>
+              <w:jc w:val="both"/>
+              <w:rPr>
+                <w:rFonts w:ascii="Times New Roman" w:eastAsia="宋体" w:hAnsi="Times New Roman" w:cs="Times New Roman"/>
+                <w:sz w:val="21"/>
+                <w:szCs w:val="21"/>
+              </w:rPr>
+            </w:pPr>
+          </w:p>
+          <w:p>
+            <w:pPr>
+              <w:spacing w:afterLines="50" w:after="156"/>
+              <w:jc w:val="both"/>
+              <w:rPr>
+                <w:rFonts w:ascii="Times New Roman" w:eastAsia="宋体" w:hAnsi="Times New Roman" w:cs="Times New Roman"/>
+              </w:rPr>
+            </w:pPr>
+            <w:r>
+              <w:rPr>
+                <w:rFonts w:ascii="Times New Roman" w:eastAsia="宋体" w:hAnsi="Times New Roman" w:cs="Times New Roman"/>
+                <w:sz w:val="21"/>
+                <w:szCs w:val="21"/>
+              </w:rPr>
+              <w:t>指导教师签字：</w:t>
+            </w:r>
+            <w:r>
+              <w:rPr>
+                <w:rFonts w:ascii="Times New Roman" w:eastAsia="宋体" w:hAnsi="Times New Roman" w:cs="Times New Roman"/>
+                <w:sz w:val="21"/>
+                <w:szCs w:val="21"/>
+              </w:rPr>
+              <w:t xml:space="preserve">   </w:t>
+            </w:r>
             <w:r>
               <w:rPr>
                 <w:rFonts w:ascii="Times New Roman" w:eastAsia="宋体" w:hAnsi="Times New Roman" w:cs="Times New Roman"/>
@@ -1218,6 +1292,22 @@
                 <w:szCs w:val="21"/>
               </w:rPr>
               <w:t xml:space="preserve">      </w:t>
+            </w:r>
+            <w:r>
+              <w:rPr>
+                <w:rFonts w:ascii="Times New Roman" w:eastAsia="宋体" w:hAnsi="Times New Roman" w:cs="Times New Roman"/>
+                <w:sz w:val="21"/>
+                <w:szCs w:val="21"/>
+              </w:rPr>
+              <w:t xml:space="preserve">   </w:t>
+            </w:r>
+            <w:r>
+              <w:rPr>
+                <w:rFonts w:ascii="Times New Roman" w:eastAsia="宋体" w:hAnsi="Times New Roman" w:cs="Times New Roman"/>
+                <w:sz w:val="21"/>
+                <w:szCs w:val="21"/>
+              </w:rPr>
+              <w:t xml:space="preserve">   </w:t>
             </w:r>
             <w:r>
               <w:rPr>
@@ -1313,7 +1403,7 @@
           <w:p>
             <w:pPr>
               <w:rPr>
-                <w:rFonts w:ascii="Times New Roman" w:eastAsia="宋体" w:hAnsi="Times New Roman" w:cs="Times New Roman"/>
+                <w:rFonts w:ascii="Times New Roman" w:eastAsia="宋体" w:hAnsi="Times New Roman" w:cs="Times New Roman" w:hint="eastAsia"/>
               </w:rPr>
             </w:pPr>
           </w:p>
